--- a/output/docx/es/BUFR_TableD_es_03.docx
+++ b/output/docx/es/BUFR_TableD_es_03.docx
@@ -17292,7 +17292,7 @@
           <w:i/>
           <w:sz w:val="14"/>
         </w:rPr>
-        <w:t>Note 15: Los descriptores del 3 03 021 al 3 03 027 no están disponibles en la clave CREX.</w:t>
+        <w:t>Note D15: Los descriptores del 3 03 021 al 3 03 027 no están disponibles en la clave CREX.</w:t>
       </w:r>
     </w:p>
     <w:p>
@@ -17302,7 +17302,7 @@
           <w:i/>
           <w:sz w:val="14"/>
         </w:rPr>
-        <w:t>Note 34: El desplazamiento de latitud 0 05 015 representa la diferencia de latitud respecto de la latitud del lugar de lanzamiento. El desplazamiento de longitud 0 06 015 representa la diferencia de longitud respecto de la longitud del lugar de lanzamiento.</w:t>
+        <w:t>Note D34: El desplazamiento de latitud 0 05 015 representa la diferencia de latitud respecto de la latitud del lugar de lanzamiento. El desplazamiento de longitud 0 06 015 representa la diferencia de longitud respecto de la longitud del lugar de lanzamiento.</w:t>
       </w:r>
     </w:p>
     <w:p>
@@ -17312,7 +17312,7 @@
           <w:i/>
           <w:sz w:val="14"/>
         </w:rPr>
-        <w:t>Note 35: El desplazamiento o período largo 0 04 086 representa la diferencia de tiempo desde el momento del lanzamiento 3 01 013 (en segundos).</w:t>
+        <w:t>Note D35: El desplazamiento o período largo 0 04 086 representa la diferencia de tiempo desde el momento del lanzamiento 3 01 013 (en segundos).</w:t>
       </w:r>
     </w:p>
     <w:sectPr>
